--- a/docs/laporan_pengujian_sistem_sibima.docx
+++ b/docs/laporan_pengujian_sistem_sibima.docx
@@ -4905,7 +4905,7 @@
           <w:sz w:val="19"/>
           <w:szCs w:val="19"/>
         </w:rPr>
-        <w:t xml:space="preserve">Dosen dapat membuat sesi bimbingan baru dan menerbitkan Kode QR token 32 karakter dinamis (**PASS**).</w:t>
+        <w:t xml:space="preserve">Dosen dapat membuat sesi bimbingan baru mandiri maupun kelompok (**PASS**).</w:t>
       </w:r>
     </w:p>
     <w:p>
@@ -4922,7 +4922,7 @@
           <w:sz w:val="19"/>
           <w:szCs w:val="19"/>
         </w:rPr>
-        <w:t xml:space="preserve">Mahasiswa memindai Kode QR dan sistem memverifikasi kehadiran secara instan (**PASS**).</w:t>
+        <w:t xml:space="preserve">Mahasiswa melakukan konfirmasi kehadiran digital (Hadir/Izin) pada sesi aktif (**PASS**).</w:t>
       </w:r>
     </w:p>
     <w:p>
@@ -4939,7 +4939,7 @@
           <w:sz w:val="19"/>
           <w:szCs w:val="19"/>
         </w:rPr>
-        <w:t xml:space="preserve">Sistem menolak token presensi yang sudah kedaluwarsa atau tidak cocok (**PASS**).</w:t>
+        <w:t xml:space="preserve">Dosen memberikan catatan evaluasi dan menandai status sesi Selesai (Completed) (**PASS**).</w:t>
       </w:r>
     </w:p>
     <w:p>
@@ -9524,7 +9524,7 @@
           <w:sz w:val="19"/>
           <w:szCs w:val="19"/>
         </w:rPr>
-        <w:t xml:space="preserve">**Google Chrome (v120+)**: Seluruh fitur (kamera QR, modal PDF reader, tabel tabular) berjalan sempurna (**PASS**).</w:t>
+        <w:t xml:space="preserve">**Google Chrome (v120+)**: Seluruh fitur (jadwal bimbingan, modal PDF reader, tabel tabular) berjalan sempurna (**PASS**).</w:t>
       </w:r>
     </w:p>
     <w:p>
@@ -9575,7 +9575,7 @@
           <w:sz w:val="19"/>
           <w:szCs w:val="19"/>
         </w:rPr>
-        <w:t xml:space="preserve">**Apple Safari (iOS &amp; macOS)**: Akses izin kamera ponsel lancar, PDF streaming same-origin terbaca normal (**PASS**).</w:t>
+        <w:t xml:space="preserve">**Apple Safari (iOS &amp; macOS)**: Akses mobile lancar, PDF streaming same-origin terbaca normal (**PASS**).</w:t>
       </w:r>
     </w:p>
     <w:p>
@@ -10011,30 +10011,30 @@
                 <w:b w:val="0"/>
                 <w:bCs w:val="0"/>
               </w:rPr>
-              <w:t xml:space="preserve">Memindai Kode QR presensi bimbingan dari gawai dosen</w:t>
-            </w:r>
-          </w:p>
-        </w:tc>
-        <w:tc>
-          <w:tcPr>
-            <w:tcW w:w="1814" w:type="dxa"/>
-            <w:shd w:val="clear" w:fill="F8FAFC"/>
-            <w:noWrap/>
-          </w:tcPr>
-          <w:p>
-            <w:pPr>
-              <w:spacing w:after="0"/>
-            </w:pPr>
-            <w:r>
-              <w:rPr>
-                <w:rFonts w:ascii="Calibri" w:hAnsi="Calibri" w:eastAsia="Calibri" w:cs="Calibri"/>
-                <w:color w:val="334155"/>
-                <w:sz w:val="17"/>
-                <w:szCs w:val="17"/>
-                <w:b w:val="0"/>
-                <w:bCs w:val="0"/>
-              </w:rPr>
-              <w:t xml:space="preserve">Kamera langsung membaca QR dan presensi tercatat otomatis</w:t>
+              <w:t xml:space="preserve">Melakukan konfirmasi kehadiran bimbingan digital di jadwal aktif</w:t>
+            </w:r>
+          </w:p>
+        </w:tc>
+        <w:tc>
+          <w:tcPr>
+            <w:tcW w:w="1814" w:type="dxa"/>
+            <w:shd w:val="clear" w:fill="F8FAFC"/>
+            <w:noWrap/>
+          </w:tcPr>
+          <w:p>
+            <w:pPr>
+              <w:spacing w:after="0"/>
+            </w:pPr>
+            <w:r>
+              <w:rPr>
+                <w:rFonts w:ascii="Calibri" w:hAnsi="Calibri" w:eastAsia="Calibri" w:cs="Calibri"/>
+                <w:color w:val="334155"/>
+                <w:sz w:val="17"/>
+                <w:szCs w:val="17"/>
+                <w:b w:val="0"/>
+                <w:bCs w:val="0"/>
+              </w:rPr>
+              <w:t xml:space="preserve">Status kehadiran tercatat dan diverifikasi dosen pembimbing</w:t>
             </w:r>
           </w:p>
         </w:tc>
@@ -12842,7 +12842,7 @@
 <file path=word/numbering.xml><?xml version="1.0" encoding="utf-8"?>
 <w:numbering xmlns:ve="http://schemas.openxmlformats.org/markup-compatibility/2006" xmlns:o="urn:schemas-microsoft-com:office:office" xmlns:r="http://schemas.openxmlformats.org/officeDocument/2006/relationships" xmlns:m="http://schemas.openxmlformats.org/officeDocument/2006/math" xmlns:v="urn:schemas-microsoft-com:vml" xmlns:wp="http://schemas.openxmlformats.org/drawingml/2006/wordprocessingDrawing" xmlns:w10="urn:schemas-microsoft-com:office:word" xmlns:w="http://schemas.openxmlformats.org/wordprocessingml/2006/main" xmlns:wne="http://schemas.microsoft.com/office/word/2006/wordml">
   <w:abstractNum w:abstractNumId="4">
-    <w:nsid w:val="9357A08B"/>
+    <w:nsid w:val="342856D7"/>
     <w:multiLevelType w:val="hybridMultilevel"/>
     <w:lvl w:ilvl="0">
       <w:start w:val="1"/>
